--- a/reports/training/JY-Privacy-Training.docx
+++ b/reports/training/JY-Privacy-Training.docx
@@ -30,7 +30,7 @@
           <w:sz w:val="14"/>
           <w:szCs w:val="14"/>
         </w:rPr>
-        <w:t>문서ID JY-Training-1P  ·  원문 2026-10-07  ·  형식 2026-10-19  ·  JY Service 상담원, JY Vendor 유지보수, JY Retail 관리자</w:t>
+        <w:t>문서ID JY-Training-1P · 원문 2026-10-07 · 형식 2026-10-20 · JY Service 상담원, JY Vendor 유지보수, JY Retail 관리자</w:t>
       </w:r>
     </w:p>
     <w:tbl>
@@ -199,7 +199,7 @@
                 <w:sz w:val="15"/>
                 <w:szCs w:val="15"/>
               </w:rPr>
-              <w:t>제한상담 URL을 일반상담원과 외부 유지보수에 넘기지 않는다. F-02에서 S04와 S06이 T11을 열람했다.</w:t>
+              <w:t>계정과 비밀번호를 넘기지 않는다. 다른 사람 계정으로 로그인하지 않는다.</w:t>
             </w:r>
           </w:p>
           <w:p>
@@ -214,7 +214,7 @@
                 <w:sz w:val="15"/>
                 <w:szCs w:val="15"/>
               </w:rPr>
-              <w:t>종료된 계정으로 로그인하지 않는다. S05는 종료일 2026-09-14 이후에도 활성인 채로 T02를 열람했다.</w:t>
+              <w:t>제한상담을 일반상담원과 외부 유지보수에 넘기지 않는다. 제한상담은 S03 Restricted full과 Accounts의 S02 Restricted, S01 Admin이다. 2026-10-06에 S04와 S06이 T11을 열람했다.</w:t>
             </w:r>
           </w:p>
           <w:p>
@@ -229,7 +229,7 @@
                 <w:sz w:val="15"/>
                 <w:szCs w:val="15"/>
               </w:rPr>
-              <w:t>다른 고객의 티켓을 내 조직에서 보지 않는다. 공유 조직은 아니오이다.</w:t>
+              <w:t>종료된 계정으로 로그인하지 않는다. S05는 종료일 2026-09-14 이후에도 활성인 채로 T02를 열람했다.</w:t>
             </w:r>
           </w:p>
           <w:p>
@@ -244,7 +244,7 @@
                 <w:sz w:val="15"/>
                 <w:szCs w:val="15"/>
               </w:rPr>
-              <w:t>첨부 jy-doc02.txt 등을 PC에 남기면 계정 삭제와 권한 회수로 지워지지 않는다.</w:t>
+              <w:t>다른 고객의 티켓을 내 조직에서 보지 않는다. 문의와 관계없는 개인정보, 주민등록번호, 민감정보를 적지 않는다.</w:t>
             </w:r>
           </w:p>
           <w:p>
@@ -259,7 +259,7 @@
                 <w:sz w:val="15"/>
                 <w:szCs w:val="15"/>
               </w:rPr>
-              <w:t>상담 본문을 외부 AI나 개인 메일에 붙여 넣지 않는다. 이 시스템은 AI에 연결되어 있지 않다.</w:t>
+              <w:t>첨부 사본은 계정 삭제와 권한 회수로 지워지지 않는다. 업무가 끝나면 돌려주거나 지운다. 외부 AI와 개인 메일에 넣지 않는다.</w:t>
             </w:r>
           </w:p>
           <w:p>
@@ -274,9 +274,22 @@
                 <w:sz w:val="15"/>
                 <w:szCs w:val="15"/>
               </w:rPr>
-              <w:t>docker compose down -v 로 실습 데이터를 지우지 않는다.</w:t>
-            </w:r>
-          </w:p>
+              <w:t>권리 요청과 사고 의심은 S02에게 전달한다. 개인정보위, 경찰, 고객에게 직접 연락하지 않는다.</w:t>
+            </w:r>
+          </w:p>
+        </w:tc>
+        <w:tc>
+          <w:tcPr>
+            <w:tcW w:w="5293" w:type="dxa"/>
+            <w:shd w:val="clear" w:color="auto" w:fill="FFFFFF"/>
+            <w:vAlign w:val="top"/>
+            <w:tcMar>
+              <w:top w:w="40" w:type="dxa"/>
+              <w:left w:w="80" w:type="dxa"/>
+              <w:bottom w:w="40" w:type="dxa"/>
+              <w:right w:w="80" w:type="dxa"/>
+            </w:tcMar>
+          </w:tcPr>
           <w:p>
             <w:pPr>
               <w:spacing w:before="20" w:after="20" w:line="240" w:lineRule="auto"/>
@@ -289,22 +302,9 @@
                 <w:sz w:val="15"/>
                 <w:szCs w:val="15"/>
               </w:rPr>
-              <w:t>실제 개인정보위 신고 메일과 실제 고객 메일을 보내지 않는다.</w:t>
-            </w:r>
-          </w:p>
-        </w:tc>
-        <w:tc>
-          <w:tcPr>
-            <w:tcW w:w="5293" w:type="dxa"/>
-            <w:shd w:val="clear" w:color="auto" w:fill="FFFFFF"/>
-            <w:vAlign w:val="top"/>
-            <w:tcMar>
-              <w:top w:w="40" w:type="dxa"/>
-              <w:left w:w="80" w:type="dxa"/>
-              <w:bottom w:w="40" w:type="dxa"/>
-              <w:right w:w="80" w:type="dxa"/>
-            </w:tcMar>
-          </w:tcPr>
+              <w:t>권리 요청 순서는 접수, 본인확인, 승인, 실행, 회신이다. 승인 단계를 빼지 않는다. 실행은 S01이다.</w:t>
+            </w:r>
+          </w:p>
           <w:p>
             <w:pPr>
               <w:spacing w:before="20" w:after="20" w:line="240" w:lineRule="auto"/>
@@ -317,7 +317,7 @@
                 <w:sz w:val="15"/>
                 <w:szCs w:val="15"/>
               </w:rPr>
-              <w:t>티켓 주소는 http://127.0.0.1:8080 이다. T12 줌은 #ticket/zoom/14 이다. 52014를 주소에 넣으면 찾지 못한다.</w:t>
+              <w:t>삭제 버튼 한 번으로 참조 티켓, 사본, 백업까지 지워지지 않는다.</w:t>
             </w:r>
           </w:p>
           <w:p>
@@ -332,7 +332,7 @@
                 <w:sz w:val="15"/>
                 <w:szCs w:val="15"/>
               </w:rPr>
-              <w:t>권한 요청은 S02가 받고 S01이 실행한다.</w:t>
+              <w:t>S04는 JY-General만 남긴다. S06은 그룹을 비운다. 한시 권한이 있을 때만 연다.</w:t>
             </w:r>
           </w:p>
           <w:p>
@@ -347,22 +347,7 @@
                 <w:sz w:val="15"/>
                 <w:szCs w:val="15"/>
               </w:rPr>
-              <w:t>삭제 요청은 접수, 본인확인, 실행, 회신 순이다. 버튼 한 번으로 참조 티켓, 사본, 백업까지 지워지지 않는다.</w:t>
-            </w:r>
-          </w:p>
-          <w:p>
-            <w:pPr>
-              <w:spacing w:before="20" w:after="20" w:line="240" w:lineRule="auto"/>
-              <w:ind w:left="0" w:right="0"/>
-            </w:pPr>
-            <w:r>
-              <w:rPr>
-                <w:rFonts w:ascii="Malgun Gothic" w:hAnsi="Malgun Gothic" w:eastAsia="Malgun Gothic" w:cs="Malgun Gothic"/>
-                <w:color w:val="243038"/>
-                <w:sz w:val="15"/>
-                <w:szCs w:val="15"/>
-              </w:rPr>
-              <w:t>증적 PNG, JSON, 토큰은 C:\JY-Lab\private-evidence\ 에만 둔다. Git에 올리지 않는다.</w:t>
+              <w:t>의심을 바로 72시간 신고로 적지 않는다. 신고 여부는 S02가 16장 기준으로 판단한다.</w:t>
             </w:r>
           </w:p>
         </w:tc>
@@ -546,7 +531,7 @@
                 <w:sz w:val="14"/>
                 <w:szCs w:val="14"/>
               </w:rPr>
-              <w:t>S01  admin@jy.example.test</w:t>
+              <w:t>S01 admin@jy.example.test</w:t>
             </w:r>
           </w:p>
         </w:tc>
@@ -574,7 +559,7 @@
                 <w:sz w:val="14"/>
                 <w:szCs w:val="14"/>
               </w:rPr>
-              <w:t>계정 회수, 그룹, 공유 조직, 자료 보안</w:t>
+              <w:t>계정 회수, 그룹, 삭제 실행. Admin</w:t>
             </w:r>
           </w:p>
         </w:tc>
@@ -633,7 +618,7 @@
                 <w:sz w:val="14"/>
                 <w:szCs w:val="14"/>
               </w:rPr>
-              <w:t>S02  privacy@jy.example.test</w:t>
+              <w:t>S02 privacy@jy.example.test</w:t>
             </w:r>
           </w:p>
         </w:tc>
@@ -661,7 +646,7 @@
                 <w:sz w:val="14"/>
                 <w:szCs w:val="14"/>
               </w:rPr>
-              <w:t>요청 승인, 방침과 예외대장, 파기 범위</w:t>
+              <w:t>권리·사고 접수, 이수 취합. Restricted</w:t>
             </w:r>
           </w:p>
         </w:tc>
@@ -720,7 +705,7 @@
                 <w:sz w:val="14"/>
                 <w:szCs w:val="14"/>
               </w:rPr>
-              <w:t>S03  lead@service.example.test</w:t>
+              <w:t>S03 lead@service.example.test</w:t>
             </w:r>
           </w:p>
         </w:tc>
@@ -748,7 +733,7 @@
                 <w:sz w:val="14"/>
                 <w:szCs w:val="14"/>
               </w:rPr>
-              <w:t>Restricted full. 최소 인원만</w:t>
+              <w:t>Restricted full. 일반상담에 넘기지 않음</w:t>
             </w:r>
           </w:p>
         </w:tc>
@@ -807,7 +792,7 @@
                 <w:sz w:val="14"/>
                 <w:szCs w:val="14"/>
               </w:rPr>
-              <w:t>S04  agent@service.example.test</w:t>
+              <w:t>S04 agent@service.example.test</w:t>
             </w:r>
           </w:p>
         </w:tc>
@@ -894,7 +879,7 @@
                 <w:sz w:val="14"/>
                 <w:szCs w:val="14"/>
               </w:rPr>
-              <w:t>S05  former@service.example.test</w:t>
+              <w:t>S05 former@service.example.test</w:t>
             </w:r>
           </w:p>
         </w:tc>
@@ -981,7 +966,7 @@
                 <w:sz w:val="14"/>
                 <w:szCs w:val="14"/>
               </w:rPr>
-              <w:t>S06  maint@vendor.example.test</w:t>
+              <w:t>S06 maint@vendor.example.test</w:t>
             </w:r>
           </w:p>
         </w:tc>
@@ -1315,6 +1300,21 @@
         </w:tc>
       </w:tr>
     </w:tbl>
+    <w:p>
+      <w:pPr>
+        <w:spacing w:before="40" w:after="0" w:line="240" w:lineRule="auto"/>
+        <w:ind w:left="0" w:right="0"/>
+      </w:pPr>
+      <w:r>
+        <w:rPr>
+          <w:rFonts w:ascii="Malgun Gothic" w:hAnsi="Malgun Gothic" w:eastAsia="Malgun Gothic" w:cs="Malgun Gothic"/>
+          <w:color w:val="5C6B73"/>
+          <w:sz w:val="12"/>
+          <w:szCs w:val="12"/>
+        </w:rPr>
+        <w:t>부록. 운영 교육이 아니다. 주소는 http://127.0.0.1:8080 이다. T12 줌은 #ticket/zoom/14 이다. 52014를 주소에 넣으면 찾지 못한다. 증적과 토큰은 C:\JY-Lab\private-evidence\ 에만 두고 Git에 올리지 않는다. docker compose down -v 로 실습 데이터를 지우지 않는다.</w:t>
+      </w:r>
+    </w:p>
     <w:sectPr>
       <w:pgSz w:w="11906" w:h="16838"/>
       <w:pgMar w:top="620" w:right="640" w:bottom="620" w:left="640" w:header="280" w:footer="280" w:gutter="0"/>
